--- a/fichas/lengua/soluciones_lengua_ortografia-hgjxs_6.docx
+++ b/fichas/lengua/soluciones_lengua_ortografia-hgjxs_6.docx
@@ -246,6 +246,255 @@
           <w:sz w:val="22"/>
         </w:rPr>
         <w:t>jira__a (jirafa) → jirafa</w:t>
+      </w:r>
+    </w:p>
+    <w:p>
+      <w:pPr>
+        <w:spacing w:after="40"/>
+      </w:pPr>
+    </w:p>
+    <w:tbl>
+      <w:tblPr>
+        <w:tblW w:type="auto" w:w="0"/>
+        <w:jc w:val="left"/>
+        <w:tblLayout w:type="fixed"/>
+        <w:tblLook w:firstColumn="1" w:firstRow="1" w:lastColumn="0" w:lastRow="0" w:noHBand="0" w:noVBand="1" w:val="04A0"/>
+        <w:tblLayout w:type="fixed"/>
+        <w:tblW w:w="10034" w:type="dxa"/>
+        <w:tblInd w:w="0" w:type="dxa"/>
+      </w:tblPr>
+      <w:tblGrid>
+        <w:gridCol w:w="10092"/>
+      </w:tblGrid>
+      <w:tr>
+        <w:tc>
+          <w:tcPr>
+            <w:tcW w:type="dxa" w:w="10035"/>
+            <w:shd w:val="clear" w:color="auto" w:fill="595959"/>
+            <w:tcBorders>
+              <w:top w:val="single" w:sz="4" w:space="0" w:color="595959"/>
+              <w:left w:val="single" w:sz="4" w:space="0" w:color="595959"/>
+              <w:bottom w:val="single" w:sz="4" w:space="0" w:color="595959"/>
+              <w:right w:val="single" w:sz="4" w:space="0" w:color="595959"/>
+            </w:tcBorders>
+          </w:tcPr>
+          <w:p>
+            <w:pPr>
+              <w:spacing w:before="60" w:after="60"/>
+            </w:pPr>
+            <w:r>
+              <w:rPr>
+                <w:b/>
+                <w:color w:val="FFFFFF"/>
+                <w:sz w:val="25"/>
+              </w:rPr>
+              <w:t>4. Verdadero o falso</w:t>
+            </w:r>
+          </w:p>
+        </w:tc>
+      </w:tr>
+    </w:tbl>
+    <w:p>
+      <w:pPr>
+        <w:spacing w:after="40"/>
+      </w:pPr>
+    </w:p>
+    <w:p>
+      <w:pPr>
+        <w:spacing w:after="120"/>
+      </w:pPr>
+      <w:r>
+        <w:rPr>
+          <w:sz w:val="22"/>
+        </w:rPr>
+        <w:t xml:space="preserve">1. La h no se pronuncia, pero hay que escribirla igualmente. → Verdadero</w:t>
+      </w:r>
+    </w:p>
+    <w:p>
+      <w:pPr>
+        <w:spacing w:after="120"/>
+      </w:pPr>
+      <w:r>
+        <w:rPr>
+          <w:sz w:val="22"/>
+        </w:rPr>
+        <w:t xml:space="preserve">2. "Humano", "hospital" e "hielo" se escriben con h. → Verdadero</w:t>
+      </w:r>
+    </w:p>
+    <w:p>
+      <w:pPr>
+        <w:spacing w:after="120"/>
+      </w:pPr>
+      <w:r>
+        <w:rPr>
+          <w:sz w:val="22"/>
+        </w:rPr>
+        <w:t xml:space="preserve">3. Las sílabas ge/gi suelen escribirse con g. → Verdadero</w:t>
+      </w:r>
+    </w:p>
+    <w:p>
+      <w:pPr>
+        <w:spacing w:after="120"/>
+      </w:pPr>
+      <w:r>
+        <w:rPr>
+          <w:sz w:val="22"/>
+        </w:rPr>
+        <w:t xml:space="preserve">4. Las sílabas ja/jo/ju suelen escribirse con g. → Falso</w:t>
+      </w:r>
+    </w:p>
+    <w:p>
+      <w:pPr>
+        <w:spacing w:after="120"/>
+      </w:pPr>
+      <w:r>
+        <w:rPr>
+          <w:sz w:val="22"/>
+        </w:rPr>
+        <w:t xml:space="preserve">5. Las palabras que empiezan por ex- o extra- suelen llevar x. → Verdadero</w:t>
+      </w:r>
+    </w:p>
+    <w:p>
+      <w:pPr>
+        <w:spacing w:after="120"/>
+      </w:pPr>
+      <w:r>
+        <w:rPr>
+          <w:sz w:val="22"/>
+        </w:rPr>
+        <w:t xml:space="preserve">6. La mayoría de palabras con el sonido "s" se escriben con x. → Falso</w:t>
+      </w:r>
+    </w:p>
+    <w:p>
+      <w:pPr>
+        <w:spacing w:after="120"/>
+      </w:pPr>
+      <w:r>
+        <w:rPr>
+          <w:sz w:val="22"/>
+        </w:rPr>
+        <w:t xml:space="preserve">7. "Explicar" y "extraordinario" se escriben con x. → Verdadero</w:t>
+      </w:r>
+    </w:p>
+    <w:p>
+      <w:pPr>
+        <w:spacing w:after="120"/>
+      </w:pPr>
+      <w:r>
+        <w:rPr>
+          <w:sz w:val="22"/>
+        </w:rPr>
+        <w:t xml:space="preserve">8. La h siempre cambia el sonido de la palabra al pronunciarla. → Falso</w:t>
+      </w:r>
+    </w:p>
+    <w:p>
+      <w:pPr>
+        <w:spacing w:after="120"/>
+      </w:pPr>
+      <w:r>
+        <w:rPr>
+          <w:sz w:val="22"/>
+        </w:rPr>
+        <w:t xml:space="preserve">9. "Hueco" y "huevo" se escriben con h por empezar con "hue-". → Verdadero</w:t>
+      </w:r>
+    </w:p>
+    <w:p>
+      <w:pPr>
+        <w:spacing w:after="120"/>
+      </w:pPr>
+      <w:r>
+        <w:rPr>
+          <w:sz w:val="22"/>
+        </w:rPr>
+        <w:t xml:space="preserve">10. Los verbos terminados en "-ger" y "-gir" suelen escribirse con g. → Verdadero</w:t>
+      </w:r>
+    </w:p>
+    <w:p>
+      <w:pPr>
+        <w:spacing w:after="120"/>
+      </w:pPr>
+      <w:r>
+        <w:rPr>
+          <w:sz w:val="22"/>
+        </w:rPr>
+        <w:t xml:space="preserve">11. "Tejer" y "crujir" son excepciones y se escriben con j. → Verdadero</w:t>
+      </w:r>
+    </w:p>
+    <w:p>
+      <w:pPr>
+        <w:spacing w:after="120"/>
+      </w:pPr>
+      <w:r>
+        <w:rPr>
+          <w:sz w:val="22"/>
+        </w:rPr>
+        <w:t xml:space="preserve">12. Las palabras terminadas en "-aje" y "-eje" suelen escribirse con j. → Verdadero</w:t>
+      </w:r>
+    </w:p>
+    <w:p>
+      <w:pPr>
+        <w:spacing w:after="120"/>
+      </w:pPr>
+      <w:r>
+        <w:rPr>
+          <w:sz w:val="22"/>
+        </w:rPr>
+        <w:t xml:space="preserve">13. "Garaje" y "viaje" siguen la regla de las palabras terminadas en "-aje". → Verdadero</w:t>
+      </w:r>
+    </w:p>
+    <w:p>
+      <w:pPr>
+        <w:spacing w:after="120"/>
+      </w:pPr>
+      <w:r>
+        <w:rPr>
+          <w:sz w:val="22"/>
+        </w:rPr>
+        <w:t xml:space="preserve">14. Los adjetivos terminados en "-ísimo/-ísima" se escriben con x. → Falso</w:t>
+      </w:r>
+    </w:p>
+    <w:p>
+      <w:pPr>
+        <w:spacing w:after="120"/>
+      </w:pPr>
+      <w:r>
+        <w:rPr>
+          <w:sz w:val="22"/>
+        </w:rPr>
+        <w:t xml:space="preserve">15. Aprender estas reglas ayuda a escribir con menos faltas de ortografía. → Verdadero</w:t>
+      </w:r>
+    </w:p>
+    <w:p>
+      <w:pPr>
+        <w:spacing w:after="120"/>
+      </w:pPr>
+      <w:r>
+        <w:rPr>
+          <w:sz w:val="22"/>
+        </w:rPr>
+        <w:t xml:space="preserve">16. Repasar estas reglas ayuda a mejorar la ortografía en los dictados. → Verdadero</w:t>
+      </w:r>
+    </w:p>
+    <w:p>
+      <w:pPr>
+        <w:spacing w:after="120"/>
+      </w:pPr>
+      <w:r>
+        <w:rPr>
+          <w:sz w:val="22"/>
+        </w:rPr>
+        <w:t xml:space="preserve">17. "Extraterrestre" lleva x por el prefijo "extra-". → Verdadero</w:t>
+      </w:r>
+    </w:p>
+    <w:p>
+      <w:pPr>
+        <w:spacing w:after="120"/>
+      </w:pPr>
+      <w:r>
+        <w:rPr>
+          <w:sz w:val="22"/>
+        </w:rPr>
+        <w:t xml:space="preserve">18. Memorizar ejemplos ayuda a recordar mejor cada regla ortográfica. → Verdadero</w:t>
       </w:r>
     </w:p>
     <w:sectPr>
